--- a/docs/kickoff/Azure-Landing-Zone-QnA-Vorbereitung.docx
+++ b/docs/kickoff/Azure-Landing-Zone-QnA-Vorbereitung.docx
@@ -57,7 +57,7 @@
           <w:color w:val="605E5C"/>
           <w:sz w:val="20"/>
         </w:rPr>
-        <w:t>Stand: 15.06.2026 · internes Vorbereitungsdokument</w:t>
+        <w:t>Stand: 16.06.2026 · internes Vorbereitungsdokument</w:t>
       </w:r>
     </w:p>
     <w:p>
@@ -114,7 +114,7 @@
           <w:color w:val="0078D4"/>
           <w:sz w:val="22"/>
         </w:rPr>
-        <w:t>F:  Folgt das der offiziellen Microsoft-ALZ-Referenz?</w:t>
+        <w:t>F:  Nutzt ihr den offiziellen Microsoft-ALZ-Accelerator?</w:t>
       </w:r>
     </w:p>
     <w:p>
@@ -127,7 +127,20 @@
           <w:color w:val="243A5E"/>
           <w:sz w:val="21"/>
         </w:rPr>
-        <w:t>Ja. Management-Group-Hierarchie, Hub-and-Spoke, Subscription-Demokratisierung und Policy-Guardrails folgen dem Microsoft-ALZ-Referenzmodell. Umgesetzt mit Bicep auf Basis der Azure Verified Modules (AVM).</w:t>
+        <w:t>Ja. Wir setzen das offizielle ALZ-Bicep-Accelerator-Starter-Modul ein (Spiegel von Azure/alz-bicep-accelerator) und rollen es über das ALZ-PowerShell-Modul mit Deploy-Accelerator aus.</w:t>
+      </w:r>
+    </w:p>
+    <w:p>
+      <w:pPr>
+        <w:pStyle w:val="ListBullet"/>
+        <w:spacing w:after="40"/>
+      </w:pPr>
+      <w:r>
+        <w:rPr>
+          <w:color w:val="243A5E"/>
+          <w:sz w:val="21"/>
+        </w:rPr>
+        <w:t>Governance kommt aus dem offiziellen Modul avm/ptn/alz/empty – also das volle, von Microsoft gepflegte ALZ-Policy-Set, nicht ein Eigenbau.</w:t>
       </w:r>
     </w:p>
     <w:p>
@@ -174,7 +187,7 @@
           <w:color w:val="243A5E"/>
           <w:sz w:val="21"/>
         </w:rPr>
-        <w:t>Virtual WAN ist als Skeleton vorbereitet – sinnvoll bei vielen Regionen/Standorten oder globalem Transit. Wechsel ist eine bewusste Architektur-Entscheidung, kein technisches Hindernis.</w:t>
+        <w:t>Virtual WAN ist als Alternative im Accelerator vorbereitet (network_type=vwanConnectivity) – sinnvoll bei vielen Regionen/Standorten oder globalem Transit. Wechsel ist eine bewusste Entscheidung.</w:t>
       </w:r>
     </w:p>
     <w:p>
@@ -200,7 +213,7 @@
           <w:color w:val="243A5E"/>
           <w:sz w:val="21"/>
         </w:rPr>
-        <w:t>Bicep ist Azure-nativ, ohne State-Management, mit What-If und AVM-Modulen direkt aus der Microsoft-Registry.</w:t>
+        <w:t>Die Plattform-Templates sind Bicep (Azure-nativ, ohne State-Management, mit What-If und AVM direkt aus der Registry).</w:t>
       </w:r>
     </w:p>
     <w:p>
@@ -213,7 +226,7 @@
           <w:color w:val="243A5E"/>
           <w:sz w:val="21"/>
         </w:rPr>
-        <w:t>Terraform wäre möglich – Bicep reduziert hier Komplexität und Tooling-Abhängigkeiten.</w:t>
+        <w:t>Der Bootstrap des Accelerators ist Terraform-basiert (State-Storage + OIDC + Repo) – das ist Microsoft-Standard und für uns transparent.</w:t>
       </w:r>
     </w:p>
     <w:p>
@@ -239,7 +252,7 @@
           <w:color w:val="243A5E"/>
           <w:sz w:val="21"/>
         </w:rPr>
-        <w:t>Umgesetzt: Management Groups, Governance/Policy/RBAC, Logging, Security-Baseline, Hub-Networking (Firewall, Bastion, DNS, Peering), Spoke-Template, Subscription Vending, CI/CD mit OIDC.</w:t>
+        <w:t>Umgesetzt: 12 Management Groups, volles ALZ-Policy-Set (149 Definitionen, 42 Initiativen, 123 Assignments, 5 Custom-Rollen), Logging (avm/ptn/alz/ama), Defender-for-Cloud-Onboarding via Policy, Hub-Networking, Bootstrap + generierte CI/CD-Pipelines mit OIDC.</w:t>
       </w:r>
     </w:p>
     <w:p>
@@ -252,7 +265,7 @@
           <w:color w:val="243A5E"/>
           <w:sz w:val="21"/>
         </w:rPr>
-        <w:t>Roadmap: Identity-Ressourcen, Sentinel-Connectors, aktive VPN/ER-Gateways, WAF-Ingress, DDoS.</w:t>
+        <w:t>Roadmap: dedizierte Identity-Ressourcen, Sentinel-Connectors, ggf. WAF-Ingress.</w:t>
       </w:r>
     </w:p>
     <w:p>
@@ -278,7 +291,7 @@
           <w:color w:val="243A5E"/>
           <w:sz w:val="21"/>
         </w:rPr>
-        <w:t>Nein. Alles ist als Code im Git-Repo, dokumentiert und reproduzierbar. Der Kunde kann es selbst betreiben oder weiterentwickeln.</w:t>
+        <w:t>Nein. Es ist das offizielle Microsoft-Modul, vollständig als Code im Git-Repo, dokumentiert und reproduzierbar. Der Kunde kann es selbst betreiben oder weiterentwickeln.</w:t>
       </w:r>
     </w:p>
     <w:p>
@@ -299,7 +312,7 @@
           <w:color w:val="0078D4"/>
           <w:sz w:val="22"/>
         </w:rPr>
-        <w:t>F:  Welche Policies greifen ab Tag 1?</w:t>
+        <w:t>F:  Wie viele Policies greifen, und wie tief geht das Set?</w:t>
       </w:r>
     </w:p>
     <w:p>
@@ -312,7 +325,7 @@
           <w:color w:val="243A5E"/>
           <w:sz w:val="21"/>
         </w:rPr>
-        <w:t>Auf alz (Root): erlaubte Regionen (Deny), Pflicht-Tag auf Resource Groups (Deny), HTTPS-Pflicht für Storage (Deny).</w:t>
+        <w:t>Das volle ALZ-Policy-Set: 149 Custom-Policy-Definitionen, 42 Initiativen und 123 konkrete Assignments über die MG-Ebenen verteilt (zzgl. Vererbung) – kein schlankes Eigenbau-Set.</w:t>
       </w:r>
     </w:p>
     <w:p>
@@ -325,7 +338,46 @@
           <w:color w:val="243A5E"/>
           <w:sz w:val="21"/>
         </w:rPr>
-        <w:t>Auf landingzones-corp: keine Public IPs an NICs. Auf decommissioned: jede Neuanlage gesperrt. Auf sandbox: Tag-Pflicht gelockert (Exemption).</w:t>
+        <w:t>Verteilung der Assignments: alz=17, landingzones=53, platform=40, corp=5, identity=4, je 1 auf connectivity/local/sandbox/decommissioned.</w:t>
+      </w:r>
+    </w:p>
+    <w:p>
+      <w:pPr>
+        <w:spacing w:before="160" w:after="40"/>
+      </w:pPr>
+      <w:r>
+        <w:rPr>
+          <w:b/>
+          <w:color w:val="0078D4"/>
+          <w:sz w:val="22"/>
+        </w:rPr>
+        <w:t>F:  Was greift konkret ab Tag 1?</w:t>
+      </w:r>
+    </w:p>
+    <w:p>
+      <w:pPr>
+        <w:pStyle w:val="ListBullet"/>
+        <w:spacing w:after="40"/>
+      </w:pPr>
+      <w:r>
+        <w:rPr>
+          <w:color w:val="243A5E"/>
+          <w:sz w:val="21"/>
+        </w:rPr>
+        <w:t>Auf alz (Root): Defender-Onboarding (Deploy-MDFC-*), Activity-Log/Diagnose ins LAW, Compute Security Baseline (Enforce-ACSB), Service Health.</w:t>
+      </w:r>
+    </w:p>
+    <w:p>
+      <w:pPr>
+        <w:pStyle w:val="ListBullet"/>
+        <w:spacing w:after="40"/>
+      </w:pPr>
+      <w:r>
+        <w:rPr>
+          <w:color w:val="243A5E"/>
+          <w:sz w:val="21"/>
+        </w:rPr>
+        <w:t>Auf landingzones-corp: keine Public Endpoints/Public-IP an NICs, kein Hybrid-Networking, Private DNS. Sandbox: gelockerte Guardrails. Decommissioned: gesperrt.</w:t>
       </w:r>
     </w:p>
     <w:p>
@@ -351,7 +403,7 @@
           <w:color w:val="243A5E"/>
           <w:sz w:val="21"/>
         </w:rPr>
-        <w:t>Gezielte Policy Exemptions auf MG-/Subscription-/RG-Ebene – versioniert im Code, nicht als Klick im Portal. Das Sandbox-Beispiel zeigt das Muster bereits.</w:t>
+        <w:t>Gezielte Policy Exemptions auf MG-/Subscription-/RG-Ebene – versioniert im Code, nicht als Klick im Portal. Zusätzlich sind viele Guardrail-Initiativen im Auslieferungszustand auf DoNotEnforce (auditierend) und werden erst nach Bedarf scharfgeschaltet.</w:t>
       </w:r>
     </w:p>
     <w:p>
@@ -372,7 +424,7 @@
           <w:color w:val="0078D4"/>
           <w:sz w:val="22"/>
         </w:rPr>
-        <w:t>F:  Ist das schon das vollständige ALZ-Policy-Set?</w:t>
+        <w:t>F:  Müsst ihr das Policy-Set erst noch erweitern?</w:t>
       </w:r>
     </w:p>
     <w:p>
@@ -385,7 +437,46 @@
           <w:color w:val="243A5E"/>
           <w:sz w:val="21"/>
         </w:rPr>
-        <w:t>Nein – bewusst ein schlankes, wirksames Custom-Set zum Start. Erweiterbar auf das volle ALZ-Set bzw. Compliance-Initiativen (ISO 27001, CIS, BSI C5), sobald Compliance-Pflichten feststehen.</w:t>
+        <w:t>Nein – es ist bereits das vollständige, von Microsoft gepflegte ALZ-Set. Compliance-Feintuning heißt hier eher: DoNotEnforce-Initiativen scharfschalten bzw. Parameter setzen, nicht Policies nachbauen.</w:t>
+      </w:r>
+    </w:p>
+    <w:p>
+      <w:pPr>
+        <w:spacing w:before="160" w:after="40"/>
+      </w:pPr>
+      <w:r>
+        <w:rPr>
+          <w:b/>
+          <w:color w:val="0078D4"/>
+          <w:sz w:val="22"/>
+        </w:rPr>
+        <w:t>F:  Was bedeuten DeployIfNotExists / Modify in den Assignments?</w:t>
+      </w:r>
+    </w:p>
+    <w:p>
+      <w:pPr>
+        <w:pStyle w:val="ListBullet"/>
+        <w:spacing w:after="40"/>
+      </w:pPr>
+      <w:r>
+        <w:rPr>
+          <w:color w:val="243A5E"/>
+          <w:sz w:val="21"/>
+        </w:rPr>
+        <w:t>Viele Assignments korrigieren/ergänzen Ressourcen automatisch (z. B. Diagnose, Monitoring-Agent, Defender-Onboarding) und legen dafür automatisch Remediation-Identities (Managed Identities) an.</w:t>
+      </w:r>
+    </w:p>
+    <w:p>
+      <w:pPr>
+        <w:pStyle w:val="ListBullet"/>
+        <w:spacing w:after="40"/>
+      </w:pPr>
+      <w:r>
+        <w:rPr>
+          <w:color w:val="243A5E"/>
+          <w:sz w:val="21"/>
+        </w:rPr>
+        <w:t>Das ist Microsoft-Standard – nichts, was wir manuell pflegen müssen.</w:t>
       </w:r>
     </w:p>
     <w:p>
@@ -411,7 +502,7 @@
           <w:color w:val="243A5E"/>
           <w:sz w:val="21"/>
         </w:rPr>
-        <w:t>Wiederverwendbares Modul weist Built-in-Rollen (Owner/Contributor/Reader) an Entra-ID-Gruppen je Management Group zu. Object-IDs werden injiziert – keine Hardcodes. Leeres Set = gefahrloser No-Op.</w:t>
+        <w:t>Das Accelerator-Modul liefert 5 Custom-Rollen (Subscription-Owner, Security-Operations, Network-Management, Application-Owners, Network-Subnet-Contributor) und weist Rollen an Entra-ID-Gruppen je MG zu.</w:t>
       </w:r>
     </w:p>
     <w:p>
@@ -424,7 +515,7 @@
           <w:color w:val="243A5E"/>
           <w:sz w:val="21"/>
         </w:rPr>
-        <w:t>Konkrete Gruppen-Object-IDs braucht ihr vom Kunden.</w:t>
+        <w:t>Object-IDs werden über die Konfiguration injiziert – keine Hardcodes. Konkrete Gruppen-IDs braucht ihr vom Kunden.</w:t>
       </w:r>
     </w:p>
     <w:p>
@@ -604,7 +695,7 @@
           <w:color w:val="243A5E"/>
           <w:sz w:val="21"/>
         </w:rPr>
-        <w:t>Default-Deny. Erlaubt sind nur DNS-Proxy, Azure-DNS, NTP, AzureCloud-HTTPS und Windows-Update.</w:t>
+        <w:t>Die Azure Firewall hat eine zugeordnete Firewall Policy (DNS-Proxy aktiv). Grundsatz bleibt Default-Deny für nicht freigegebenen Verkehr.</w:t>
       </w:r>
     </w:p>
     <w:p>
@@ -617,7 +708,7 @@
           <w:color w:val="243A5E"/>
           <w:sz w:val="21"/>
         </w:rPr>
-        <w:t>Alle Workload-spezifischen Freigaben kommen kontrolliert und versioniert in die Firewall Policy.</w:t>
+        <w:t>Alle Workload-spezifischen Freigaben kommen kontrolliert und versioniert in die Firewall Policy – nicht als Portal-Klick.</w:t>
       </w:r>
     </w:p>
     <w:p>
@@ -651,7 +742,7 @@
           <w:color w:val="243A5E"/>
           <w:sz w:val="21"/>
         </w:rPr>
-        <w:t>Beides vorbereitet (Gateways deaktiviert). VPN für schnellen/günstigen Start, ExpressRoute für Bandbreite/SLA/dedizierte Leitung.</w:t>
+        <w:t>Beide Gateways sind im Microsoft-Default des Accelerators in beiden Hubs aktiviert (VPN Gateway VpnGw1AZ + ExpressRoute Gateway). VPN für schnellen/günstigen Start, ExpressRoute für Bandbreite/SLA.</w:t>
       </w:r>
     </w:p>
     <w:p>
@@ -664,7 +755,7 @@
           <w:color w:val="243A5E"/>
           <w:sz w:val="21"/>
         </w:rPr>
-        <w:t>Eure Entscheidung nach Bandbreite, SLA und Budget – plus GatewaySubnet ist reserviert.</w:t>
+        <w:t>Wenn nur eines davon gebraucht wird, schalten wir das andere über die deploy*-Schalter aus – das spart Kosten. Eure Entscheidung nach Bandbreite, SLA und Budget.</w:t>
       </w:r>
     </w:p>
     <w:p>
@@ -909,7 +1000,20 @@
           <w:color w:val="243A5E"/>
           <w:sz w:val="21"/>
         </w:rPr>
-        <w:t>DDoS Network Protection ist vorbereitet, standardmäßig aus (~€2.500/Monat). Für internetseitige Workloads empfohlen, sonst pro öffentlicher IP der Basisschutz.</w:t>
+        <w:t>DDoS Network Protection ist im Microsoft-Default des Accelerators aktiviert (Hub 1) – mit ~€2.500/Monat der teuerste Einzelposten.</w:t>
+      </w:r>
+    </w:p>
+    <w:p>
+      <w:pPr>
+        <w:pStyle w:val="ListBullet"/>
+        <w:spacing w:after="40"/>
+      </w:pPr>
+      <w:r>
+        <w:rPr>
+          <w:color w:val="243A5E"/>
+          <w:sz w:val="21"/>
+        </w:rPr>
+        <w:t>Für internetseitige Workloads sinnvoll; sonst bewusst über den Schalter deployDdosProtectionPlan deaktivieren und auf den IP-Basisschutz setzen.</w:t>
       </w:r>
     </w:p>
     <w:p>
@@ -943,7 +1047,7 @@
           <w:color w:val="243A5E"/>
           <w:sz w:val="21"/>
         </w:rPr>
-        <w:t>37 zentrale Private DNS Zones (privatelink.*) am Hub, mit den VNets verknüpft. Private Endpoints registrieren sich automatisch.</w:t>
+        <w:t>Zentrale Private DNS Zones (privatelink.*) am Hub, mit den VNets verknüpft. Private Endpoints registrieren sich automatisch; die Policy Deploy-Private-DNS-Zones erzwingt das für PaaS-Dienste.</w:t>
       </w:r>
     </w:p>
     <w:p>
@@ -977,7 +1081,7 @@
           <w:color w:val="243A5E"/>
           <w:sz w:val="21"/>
         </w:rPr>
-        <w:t>Über den DNS Private Resolver (Code vorhanden, per Default aus): Inbound-Endpoint für Azure→On-Prem-Anfragen, Outbound mit Forwarding-Regeln zu euren On-Prem-DNS-Servern.</w:t>
+        <w:t>Über den DNS Private Resolver – im Microsoft-Default in beiden Hubs aktiviert (Inbound-/Outbound-Endpoints in delegierten Subnetzen): Inbound für Azure→On-Prem-Anfragen, Outbound mit Forwarding-Regeln zu euren On-Prem-DNS-Servern.</w:t>
       </w:r>
     </w:p>
     <w:p>
@@ -1051,6 +1155,45 @@
       </w:pPr>
       <w:r>
         <w:t>E. Security</w:t>
+      </w:r>
+    </w:p>
+    <w:p>
+      <w:pPr>
+        <w:spacing w:before="160" w:after="40"/>
+      </w:pPr>
+      <w:r>
+        <w:rPr>
+          <w:b/>
+          <w:color w:val="0078D4"/>
+          <w:sz w:val="22"/>
+        </w:rPr>
+        <w:t>F:  Wie wird Defender for Cloud aktiviert?</w:t>
+      </w:r>
+    </w:p>
+    <w:p>
+      <w:pPr>
+        <w:pStyle w:val="ListBullet"/>
+        <w:spacing w:after="40"/>
+      </w:pPr>
+      <w:r>
+        <w:rPr>
+          <w:color w:val="243A5E"/>
+          <w:sz w:val="21"/>
+        </w:rPr>
+        <w:t>Automatisch über die Policy-Assignments auf der alz-Root-Ebene (Deploy-MDFC-Config-H224, Deploy-MDEndpoints, Deploy-MDFC-OssDb, Deploy-MDFC-SqlAtp) – DeployIfNotExists, kein eigenes Security-Template.</w:t>
+      </w:r>
+    </w:p>
+    <w:p>
+      <w:pPr>
+        <w:pStyle w:val="ListBullet"/>
+        <w:spacing w:after="40"/>
+      </w:pPr>
+      <w:r>
+        <w:rPr>
+          <w:color w:val="243A5E"/>
+          <w:sz w:val="21"/>
+        </w:rPr>
+        <w:t>Neue Subscriptions unter alz werden so beim Eintritt automatisch onboardet.</w:t>
       </w:r>
     </w:p>
     <w:p>
@@ -1084,7 +1227,7 @@
           <w:color w:val="243A5E"/>
           <w:sz w:val="21"/>
         </w:rPr>
-        <w:t>10 Pläne: VMs, Storage, Key Vault, ARM, Container, App Service, SQL, SQL-on-VM, Open-Source-DB, Cosmos DB.</w:t>
+        <w:t>Servers/Endpoint, SQL (Server/MI/VM), Open-Source-DB, Storage, Container u. a. – über die MDFC-Initiative gesteuert.</w:t>
       </w:r>
     </w:p>
     <w:p>
@@ -1097,7 +1240,7 @@
           <w:color w:val="243A5E"/>
           <w:sz w:val="21"/>
         </w:rPr>
-        <w:t>Tier je Plan konfigurierbar (Standard/Free). Standard für Produktion empfohlen – kostet pro Ressource.</w:t>
+        <w:t>Die Policy hebt die Pläne auf den Standard-Tier (kostenpflichtig, i. d. R. pro Ressource). Der Tier ist über die Konfiguration steuerbar.</w:t>
       </w:r>
     </w:p>
     <w:p>
@@ -1290,7 +1433,20 @@
           <w:color w:val="243A5E"/>
           <w:sz w:val="21"/>
         </w:rPr>
-        <w:t>GitHub Actions: Jobs validate (Build), what-if (Vorschau), preflight (Secret-Check), deploy (nach Scope gated). Lokal optional über deploy.ps1.</w:t>
+        <w:t>Über das offizielle ALZ-Modul: Deploy-Accelerator führt den Bootstrap aus (erstellt Repo, OIDC, Pipelines); danach fahren die generierten Pipelines die 18 geordneten Deploy-Stufen.</w:t>
+      </w:r>
+    </w:p>
+    <w:p>
+      <w:pPr>
+        <w:pStyle w:val="ListBullet"/>
+        <w:spacing w:after="40"/>
+      </w:pPr>
+      <w:r>
+        <w:rPr>
+          <w:color w:val="243A5E"/>
+          <w:sz w:val="21"/>
+        </w:rPr>
+        <w:t>Reihenfolge: Governance/MGs (1–15) → Core-Logging (16) → Networking Hub bzw. Virtual WAN (17/18).</w:t>
       </w:r>
     </w:p>
     <w:p>
@@ -1316,7 +1472,7 @@
           <w:color w:val="243A5E"/>
           <w:sz w:val="21"/>
         </w:rPr>
-        <w:t>Azure What-If zeigt vor jedem Deployment exakt, was sich ändert – ohne eine Ressource zu erstellen. Risikofrei und kostenlos.</w:t>
+        <w:t>Azure What-If wird über die Pipeline vor dem Apply ausgeführt und zeigt exakt, was sich ändert – ohne eine Ressource zu erstellen. Apply erst nach Freigabe über das Approval-Gate. Risikofrei und kostenlos.</w:t>
       </w:r>
     </w:p>
     <w:p>
@@ -1342,7 +1498,7 @@
           <w:color w:val="243A5E"/>
           <w:sz w:val="21"/>
         </w:rPr>
-        <w:t>Passwortlos über OIDC Federated Identity – keine gespeicherten Secrets/Zertifikate. Vier GitHub-Secrets, drei Federated Credentials, Umgebung 'production' mit Schutzregeln.</w:t>
+        <w:t>Passwortlos über OIDC Federated Identity – keine gespeicherten Secrets/Zertifikate. Der Bootstrap legt dafür eine Managed Identity mit Federated Credentials und die GitHub-Environments mit Approval-Gates an.</w:t>
       </w:r>
     </w:p>
     <w:p>
@@ -1413,7 +1569,7 @@
         <w:rPr>
           <w:i w:val="0"/>
         </w:rPr>
-        <w:t>Richtwerte (Region Germany West Central, ohne Workloads) – immer als „circa, abhängig von Nutzung“ kommunizieren:</w:t>
+        <w:t>WICHTIG: Der Microsoft-Default des Accelerators aktiviert alle Netzwerk-Dienste in BEIDEN Regionen (Summe ≈ €5.800/Monat). Richtwerte (GWC, ohne Workloads) – immer als „circa, abhängig von Nutzung“:</w:t>
       </w:r>
     </w:p>
     <w:tbl>
@@ -1484,7 +1640,7 @@
                 <w:color w:val="FFFFFF"/>
                 <w:sz w:val="19"/>
               </w:rPr>
-              <w:t>Status</w:t>
+              <w:t>Default</w:t>
             </w:r>
           </w:p>
         </w:tc>
@@ -1504,7 +1660,7 @@
                 <w:b w:val="0"/>
                 <w:sz w:val="19"/>
               </w:rPr>
-              <w:t>Management Groups, Policy, RBAC</w:t>
+              <w:t>Management Groups, volles Policy-Set, RBAC</w:t>
             </w:r>
           </w:p>
         </w:tc>
@@ -1616,7 +1772,7 @@
                 <w:b w:val="0"/>
                 <w:sz w:val="19"/>
               </w:rPr>
-              <w:t>Private DNS Zones (37)</w:t>
+              <w:t>Private DNS Zones</w:t>
             </w:r>
           </w:p>
         </w:tc>
@@ -1672,7 +1828,7 @@
                 <w:b w:val="0"/>
                 <w:sz w:val="19"/>
               </w:rPr>
-              <w:t>Azure Firewall (Standard)</w:t>
+              <w:t>2x Azure Firewall (Standard)</w:t>
             </w:r>
           </w:p>
         </w:tc>
@@ -1690,7 +1846,7 @@
                 <w:b w:val="0"/>
                 <w:sz w:val="19"/>
               </w:rPr>
-              <w:t>~€1.100</w:t>
+              <w:t>~€2.200</w:t>
             </w:r>
           </w:p>
         </w:tc>
@@ -1728,7 +1884,7 @@
                 <w:b w:val="0"/>
                 <w:sz w:val="19"/>
               </w:rPr>
-              <w:t>Azure Bastion</w:t>
+              <w:t>2x Azure Bastion</w:t>
             </w:r>
           </w:p>
         </w:tc>
@@ -1746,7 +1902,7 @@
                 <w:b w:val="0"/>
                 <w:sz w:val="19"/>
               </w:rPr>
-              <w:t>~€120</w:t>
+              <w:t>~€240</w:t>
             </w:r>
           </w:p>
         </w:tc>
@@ -1784,7 +1940,7 @@
                 <w:b w:val="0"/>
                 <w:sz w:val="19"/>
               </w:rPr>
-              <w:t>Public IPs</w:t>
+              <w:t>2x VPN Gateway (VpnGw1AZ)</w:t>
             </w:r>
           </w:p>
         </w:tc>
@@ -1802,7 +1958,7 @@
                 <w:b w:val="0"/>
                 <w:sz w:val="19"/>
               </w:rPr>
-              <w:t>~€6</w:t>
+              <w:t>~€280</w:t>
             </w:r>
           </w:p>
         </w:tc>
@@ -1840,7 +1996,7 @@
                 <w:b w:val="0"/>
                 <w:sz w:val="19"/>
               </w:rPr>
-              <w:t>VPN/ExpressRoute Gateway</w:t>
+              <w:t>2x ExpressRoute Gateway</w:t>
             </w:r>
           </w:p>
         </w:tc>
@@ -1858,7 +2014,7 @@
                 <w:b w:val="0"/>
                 <w:sz w:val="19"/>
               </w:rPr>
-              <w:t>ab ~€140 / ~€280</w:t>
+              <w:t>~€560</w:t>
             </w:r>
           </w:p>
         </w:tc>
@@ -1876,7 +2032,7 @@
                 <w:b w:val="0"/>
                 <w:sz w:val="19"/>
               </w:rPr>
-              <w:t>aus</w:t>
+              <w:t>an</w:t>
             </w:r>
           </w:p>
         </w:tc>
@@ -1896,7 +2052,63 @@
                 <w:b w:val="0"/>
                 <w:sz w:val="19"/>
               </w:rPr>
-              <w:t>DDoS Network Protection</w:t>
+              <w:t>2x DNS Private Resolver</w:t>
+            </w:r>
+          </w:p>
+        </w:tc>
+        <w:tc>
+          <w:tcPr>
+            <w:tcW w:type="dxa" w:w="3168"/>
+          </w:tcPr>
+          <w:p>
+            <w:pPr>
+              <w:spacing w:after="40" w:before="40"/>
+            </w:pPr>
+            <w:r/>
+            <w:r>
+              <w:rPr>
+                <w:b w:val="0"/>
+                <w:sz w:val="19"/>
+              </w:rPr>
+              <w:t>~€50</w:t>
+            </w:r>
+          </w:p>
+        </w:tc>
+        <w:tc>
+          <w:tcPr>
+            <w:tcW w:type="dxa" w:w="2304"/>
+          </w:tcPr>
+          <w:p>
+            <w:pPr>
+              <w:spacing w:after="40" w:before="40"/>
+            </w:pPr>
+            <w:r/>
+            <w:r>
+              <w:rPr>
+                <w:b w:val="0"/>
+                <w:sz w:val="19"/>
+              </w:rPr>
+              <w:t>an</w:t>
+            </w:r>
+          </w:p>
+        </w:tc>
+      </w:tr>
+      <w:tr>
+        <w:tc>
+          <w:tcPr>
+            <w:tcW w:type="dxa" w:w="4608"/>
+          </w:tcPr>
+          <w:p>
+            <w:pPr>
+              <w:spacing w:after="40" w:before="40"/>
+            </w:pPr>
+            <w:r/>
+            <w:r>
+              <w:rPr>
+                <w:b w:val="0"/>
+                <w:sz w:val="19"/>
+              </w:rPr>
+              <w:t>DDoS Network Protection (Hub 1)</w:t>
             </w:r>
           </w:p>
         </w:tc>
@@ -1932,7 +2144,7 @@
                 <w:b w:val="0"/>
                 <w:sz w:val="19"/>
               </w:rPr>
-              <w:t>aus</w:t>
+              <w:t>an</w:t>
             </w:r>
           </w:p>
         </w:tc>
@@ -1988,7 +2200,7 @@
                 <w:b w:val="0"/>
                 <w:sz w:val="19"/>
               </w:rPr>
-              <w:t>konfigurierbar</w:t>
+              <w:t>via Policy an</w:t>
             </w:r>
           </w:p>
         </w:tc>
@@ -2026,7 +2238,7 @@
           <w:color w:val="243A5E"/>
           <w:sz w:val="21"/>
         </w:rPr>
-        <w:t>Mit Firewall + Bastion grob ~€1.250–1.300/Monat Grundlast.</w:t>
+        <w:t>Im vollen Microsoft-Default grob ~€5.800/Monat (doppelte Firewalls/Bastion/Gateways + DDoS).</w:t>
       </w:r>
     </w:p>
     <w:p>
@@ -2039,7 +2251,7 @@
           <w:color w:val="243A5E"/>
           <w:sz w:val="21"/>
         </w:rPr>
-        <w:t>Ohne Firewall/Bastion (nur MGs + Logging + DNS) nur ~€15–30/Monat – gut für eine kostenarme Startphase.</w:t>
+        <w:t>Kostenarm: network_type=none (nur MGs + volles Policy-Set + Logging) ≈ €0; oder einzelne deploy*-Schalter aus (z. B. nur VNets + Private DNS Zones ≈ €15/Monat). Ideal für eine risikofreie Startphase.</w:t>
       </w:r>
     </w:p>
     <w:p>
@@ -2065,7 +2277,7 @@
           <w:color w:val="243A5E"/>
           <w:sz w:val="21"/>
         </w:rPr>
-        <w:t>Azure Firewall, Bastion, optional DDoS und Defender-Standard. Alles bewusst schaltbar – nichts Teures läuft ungewollt mit (DDoS/Gateways sind aus).</w:t>
+        <w:t>DDoS Network Protection (~€2.500), die doppelten Azure Firewalls (~€2.200) und die Gateways. Alles über deploy*-Schalter steuerbar – im Default sind sie aber AN, das muss man bewusst entscheiden.</w:t>
       </w:r>
     </w:p>
     <w:p>
@@ -2091,7 +2303,20 @@
           <w:color w:val="243A5E"/>
           <w:sz w:val="21"/>
         </w:rPr>
-        <w:t>Firewall-SKU nach Bedarf (Standard statt Premium), Bastion nur wo nötig, Defender selektiv pro Plan, Log-Retention nach Compliance, Reserved Instances/Savings Plans für Workloads.</w:t>
+        <w:t>Netzwerk-Dienste nur dort/in der Region aktivieren, wo gebraucht (deploy*-Schalter), DDoS bewusst abwägen, Firewall-SKU Standard statt Premium, Defender selektiv pro Plan, Log-Retention nach Compliance.</w:t>
+      </w:r>
+    </w:p>
+    <w:p>
+      <w:pPr>
+        <w:pStyle w:val="ListBullet"/>
+        <w:spacing w:after="40"/>
+      </w:pPr>
+      <w:r>
+        <w:rPr>
+          <w:color w:val="243A5E"/>
+          <w:sz w:val="21"/>
+        </w:rPr>
+        <w:t>Für den Erst-Rollout network_type=none nutzen und Netzwerk später gezielt zuschalten.</w:t>
       </w:r>
     </w:p>
     <w:p>
@@ -2125,7 +2350,7 @@
           <w:color w:val="243A5E"/>
           <w:sz w:val="21"/>
         </w:rPr>
-        <w:t>Subscription in die passende MG platzieren (Vending), Spoke-VNet ausrollen (Route Table → Firewall, Hub-Peering, DNS-Links), dann Workload deployen. Policies greifen automatisch.</w:t>
+        <w:t>Subscription in die passende MG einhängen (corp/online/local), Spoke-VNet ausrollen (Route Table → Firewall, Hub-Peering, DNS-Links), dann Workload deployen. Policies greifen automatisch.</w:t>
       </w:r>
     </w:p>
     <w:p>
@@ -2138,7 +2363,7 @@
           <w:color w:val="0078D4"/>
           <w:sz w:val="22"/>
         </w:rPr>
-        <w:t>F:  Was bedeutet Subscription Vending konkret?</w:t>
+        <w:t>F:  Wie platziert der Accelerator Subscriptions?</w:t>
       </w:r>
     </w:p>
     <w:p>
@@ -2151,7 +2376,20 @@
           <w:color w:val="243A5E"/>
           <w:sz w:val="21"/>
         </w:rPr>
-        <w:t>AVM-Pattern, das Subscriptions automatisiert in die richtige MG platziert. Standard: Placement bestehender Subscriptions (keine Billing-Rechte nötig). Optional: Neuanlage per EA/MCA.</w:t>
+        <w:t>Über die Management-Group-Struktur und den Bootstrap: bestehende Subscriptions werden in die Ziel-MG eingehängt und erben sofort deren Policies und RBAC.</w:t>
+      </w:r>
+    </w:p>
+    <w:p>
+      <w:pPr>
+        <w:pStyle w:val="ListBullet"/>
+        <w:spacing w:after="40"/>
+      </w:pPr>
+      <w:r>
+        <w:rPr>
+          <w:color w:val="243A5E"/>
+          <w:sz w:val="21"/>
+        </w:rPr>
+        <w:t>Ein eigenes Subscription-Vending-Template wird nicht mehr aktiv betrieben (liegt archiviert unter legacy-custom/).</w:t>
       </w:r>
     </w:p>
     <w:p>
@@ -2177,7 +2415,7 @@
           <w:color w:val="243A5E"/>
           <w:sz w:val="21"/>
         </w:rPr>
-        <w:t>Ja – Placement-Modus verschiebt bestehende Subscriptions in die Hierarchie. Sie erben sofort Policies und RBAC der Ziel-MG.</w:t>
+        <w:t>Ja – sie werden in die Hierarchie verschoben und erben sofort Policies und RBAC der Ziel-MG. Keine Billing-Rechte nötig.</w:t>
       </w:r>
     </w:p>
     <w:p>
@@ -2203,7 +2441,20 @@
           <w:color w:val="243A5E"/>
           <w:sz w:val="21"/>
         </w:rPr>
-        <w:t>Ja. Für Start/Smoke-Run zeigen alle Plattform-Rollen auf dieselbe Subscription; getrennte Resource Groups vermeiden Kollisionen. Multi-Subscription ist das Produktiv-Ziel, kein Muss zum Start.</w:t>
+        <w:t>Ja. Im Accelerator setzt man dann alle vier Platform-Subscription-IDs (management/identity/connectivity/security) auf dieselbe ID; die volle MG-Hierarchie und Policies werden trotzdem erstellt.</w:t>
+      </w:r>
+    </w:p>
+    <w:p>
+      <w:pPr>
+        <w:pStyle w:val="ListBullet"/>
+        <w:spacing w:after="40"/>
+      </w:pPr>
+      <w:r>
+        <w:rPr>
+          <w:color w:val="243A5E"/>
+          <w:sz w:val="21"/>
+        </w:rPr>
+        <w:t>Die Trennung kann später erfolgen (Subscriptions in die jeweilige MG verschieben). Multi-Subscription ist das Produktiv-Ziel, kein Muss zum Start.</w:t>
       </w:r>
     </w:p>
     <w:p>
@@ -2315,7 +2566,33 @@
           <w:color w:val="243A5E"/>
           <w:sz w:val="21"/>
         </w:rPr>
-        <w:t>Compliance-Pflichten (ISO/BSI/CIS), die die Policy-Tiefe bestimmen?</w:t>
+        <w:t>Wollt ihr den vollen Netzwerk-Default (~€5.800/Mon.) oder kostenarm starten (network_type=none / Schalter aus)?</w:t>
+      </w:r>
+    </w:p>
+    <w:p>
+      <w:pPr>
+        <w:pStyle w:val="ListBullet"/>
+        <w:spacing w:after="60"/>
+      </w:pPr>
+      <w:r>
+        <w:rPr>
+          <w:color w:val="243A5E"/>
+          <w:sz w:val="21"/>
+        </w:rPr>
+        <w:t>Compliance-Pflichten (ISO/BSI/CIS), für die DoNotEnforce-Guardrails scharfgeschaltet werden sollen?</w:t>
+      </w:r>
+    </w:p>
+    <w:p>
+      <w:pPr>
+        <w:pStyle w:val="ListBullet"/>
+        <w:spacing w:after="60"/>
+      </w:pPr>
+      <w:r>
+        <w:rPr>
+          <w:color w:val="243A5E"/>
+          <w:sz w:val="21"/>
+        </w:rPr>
+        <w:t>GitHub-Org und PAT (repo/workflow/admin:org) für den Bootstrap vorhanden?</w:t>
       </w:r>
     </w:p>
     <w:p>
@@ -2350,6 +2627,19 @@
       </w:pPr>
       <w:r>
         <w:t>K. Fünf Sätze, die du parat haben solltest</w:t>
+      </w:r>
+    </w:p>
+    <w:p>
+      <w:pPr>
+        <w:spacing w:after="80"/>
+      </w:pPr>
+      <w:r>
+        <w:rPr>
+          <w:b/>
+          <w:color w:val="2E7D32"/>
+          <w:sz w:val="22"/>
+        </w:rPr>
+        <w:t>•  „Wir setzen das offizielle Microsoft-Accelerator-Modul ein – volles ALZ-Policy-Set, kein Eigenbau.“</w:t>
       </w:r>
     </w:p>
     <w:p>
@@ -2375,7 +2665,7 @@
           <w:color w:val="2E7D32"/>
           <w:sz w:val="22"/>
         </w:rPr>
-        <w:t>•  „Was teuer ist (Firewall, DDoS), benennen wir transparent und schalten es bewusst.“</w:t>
+        <w:t>•  „Der Default aktiviert alles in beiden Regionen (~€5.800/Mon.) – kostenarm starten wir mit network_type=none.“</w:t>
       </w:r>
     </w:p>
     <w:p>
@@ -2414,7 +2704,7 @@
           <w:color w:val="243A5E"/>
           <w:sz w:val="22"/>
         </w:rPr>
-        <w:t>•  „Das ist Roadmap, nicht live.“ (bei Identity, Sentinel-Connectors, WAF, Gateways)</w:t>
+        <w:t>•  „Das ist Roadmap, nicht live.“ (bei dedizierten Identity-Ressourcen, Sentinel-Connectors, WAF)</w:t>
       </w:r>
     </w:p>
     <w:sectPr>
